--- a/output/docx/fr/BUFR_TableD_fr_04.docx
+++ b/output/docx/fr/BUFR_TableD_fr_04.docx
@@ -7787,7 +7787,6 @@
                 <w:b w:val="0"/>
                 <w:sz w:val="16"/>
               </w:rPr>
-              <w:t>Note 1: Les opérations indiquées par les descripteurs d’opérateurs 2 01, 2 02, 2 03, 2 04, 2 07 et 2 08 restent applicables tant qu’elles ne font pas l’objet d’une annulation ou jusqu’à la fin de la sous-série de données.</w:t>
             </w:r>
           </w:p>
         </w:tc>
@@ -7867,7 +7866,6 @@
                 <w:b w:val="0"/>
                 <w:sz w:val="16"/>
               </w:rPr>
-              <w:t>Note 1: Les opérations indiquées par les descripteurs d’opérateurs 2 01, 2 02, 2 03, 2 04, 2 07 et 2 08 restent applicables tant qu’elles ne font pas l’objet d’une annulation ou jusqu’à la fin de la sous-série de données.</w:t>
             </w:r>
           </w:p>
         </w:tc>
@@ -7947,7 +7945,6 @@
                 <w:b w:val="0"/>
                 <w:sz w:val="16"/>
               </w:rPr>
-              <w:t>Note 1: Les opérations indiquées par les descripteurs d’opérateurs 2 01, 2 02, 2 03, 2 04, 2 07 et 2 08 restent applicables tant qu’elles ne font pas l’objet d’une annulation ou jusqu’à la fin de la sous-série de données.</w:t>
             </w:r>
           </w:p>
         </w:tc>
@@ -8028,7 +8025,6 @@
                 <w:b w:val="0"/>
                 <w:sz w:val="16"/>
               </w:rPr>
-              <w:t>Note 1: Les opérations indiquées par les descripteurs d’opérateurs 2 01, 2 02, 2 03, 2 04, 2 07 et 2 08 restent applicables tant qu’elles ne font pas l’objet d’une annulation ou jusqu’à la fin de la sous-série de données.</w:t>
             </w:r>
           </w:p>
         </w:tc>
@@ -8109,7 +8105,6 @@
                 <w:b w:val="0"/>
                 <w:sz w:val="16"/>
               </w:rPr>
-              <w:t>Note 1: Les opérations indiquées par les descripteurs d’opérateurs 2 01, 2 02, 2 03, 2 04, 2 07 et 2 08 restent applicables tant qu’elles ne font pas l’objet d’une annulation ou jusqu’à la fin de la sous-série de données.</w:t>
             </w:r>
           </w:p>
         </w:tc>
@@ -8190,7 +8185,6 @@
                 <w:b w:val="0"/>
                 <w:sz w:val="16"/>
               </w:rPr>
-              <w:t>Note 1: Les opérations indiquées par les descripteurs d’opérateurs 2 01, 2 02, 2 03, 2 04, 2 07 et 2 08 restent applicables tant qu’elles ne font pas l’objet d’une annulation ou jusqu’à la fin de la sous-série de données.</w:t>
             </w:r>
           </w:p>
         </w:tc>
@@ -8271,7 +8265,6 @@
                 <w:b w:val="0"/>
                 <w:sz w:val="16"/>
               </w:rPr>
-              <w:t>Note 1: Les opérations indiquées par les descripteurs d’opérateurs 2 01, 2 02, 2 03, 2 04, 2 07 et 2 08 restent applicables tant qu’elles ne font pas l’objet d’une annulation ou jusqu’à la fin de la sous-série de données.</w:t>
             </w:r>
           </w:p>
         </w:tc>
@@ -8352,7 +8345,6 @@
                 <w:b w:val="0"/>
                 <w:sz w:val="16"/>
               </w:rPr>
-              <w:t>Note 1: Les opérations indiquées par les descripteurs d’opérateurs 2 01, 2 02, 2 03, 2 04, 2 07 et 2 08 restent applicables tant qu’elles ne font pas l’objet d’une annulation ou jusqu’à la fin de la sous-série de données.</w:t>
             </w:r>
           </w:p>
         </w:tc>
@@ -8433,7 +8425,6 @@
                 <w:b w:val="0"/>
                 <w:sz w:val="16"/>
               </w:rPr>
-              <w:t>Note 1: Les opérations indiquées par les descripteurs d’opérateurs 2 01, 2 02, 2 03, 2 04, 2 07 et 2 08 restent applicables tant qu’elles ne font pas l’objet d’une annulation ou jusqu’à la fin de la sous-série de données.</w:t>
             </w:r>
           </w:p>
         </w:tc>
@@ -8514,7 +8505,6 @@
                 <w:b w:val="0"/>
                 <w:sz w:val="16"/>
               </w:rPr>
-              <w:t>Note 1: Les opérations indiquées par les descripteurs d’opérateurs 2 01, 2 02, 2 03, 2 04, 2 07 et 2 08 restent applicables tant qu’elles ne font pas l’objet d’une annulation ou jusqu’à la fin de la sous-série de données.</w:t>
             </w:r>
           </w:p>
         </w:tc>
@@ -8595,7 +8585,6 @@
                 <w:b w:val="0"/>
                 <w:sz w:val="16"/>
               </w:rPr>
-              <w:t>Note 1: Les opérations indiquées par les descripteurs d’opérateurs 2 01, 2 02, 2 03, 2 04, 2 07 et 2 08 restent applicables tant qu’elles ne font pas l’objet d’une annulation ou jusqu’à la fin de la sous-série de données.</w:t>
             </w:r>
           </w:p>
         </w:tc>
@@ -8676,7 +8665,6 @@
                 <w:b w:val="0"/>
                 <w:sz w:val="16"/>
               </w:rPr>
-              <w:t>Note 1: Les opérations indiquées par les descripteurs d’opérateurs 2 01, 2 02, 2 03, 2 04, 2 07 et 2 08 restent applicables tant qu’elles ne font pas l’objet d’une annulation ou jusqu’à la fin de la sous-série de données.</w:t>
             </w:r>
           </w:p>
         </w:tc>
@@ -8757,7 +8745,6 @@
                 <w:b w:val="0"/>
                 <w:sz w:val="16"/>
               </w:rPr>
-              <w:t>Note 1: Les opérations indiquées par les descripteurs d’opérateurs 2 01, 2 02, 2 03, 2 04, 2 07 et 2 08 restent applicables tant qu’elles ne font pas l’objet d’une annulation ou jusqu’à la fin de la sous-série de données.</w:t>
             </w:r>
           </w:p>
         </w:tc>
@@ -8838,7 +8825,6 @@
                 <w:b w:val="0"/>
                 <w:sz w:val="16"/>
               </w:rPr>
-              <w:t>Note 1: Les opérations indiquées par les descripteurs d’opérateurs 2 01, 2 02, 2 03, 2 04, 2 07 et 2 08 restent applicables tant qu’elles ne font pas l’objet d’une annulation ou jusqu’à la fin de la sous-série de données.</w:t>
             </w:r>
           </w:p>
         </w:tc>
@@ -8919,7 +8905,6 @@
                 <w:b w:val="0"/>
                 <w:sz w:val="16"/>
               </w:rPr>
-              <w:t>Note 1: Les opérations indiquées par les descripteurs d’opérateurs 2 01, 2 02, 2 03, 2 04, 2 07 et 2 08 restent applicables tant qu’elles ne font pas l’objet d’une annulation ou jusqu’à la fin de la sous-série de données.</w:t>
             </w:r>
           </w:p>
         </w:tc>
